--- a/klagomål/A 35848-2026 FSC-klagomål.docx
+++ b/klagomål/A 35848-2026 FSC-klagomål.docx
@@ -720,7 +720,7 @@
     <w:r>
       <w:tab/>
       <w:tab/>
-      <w:t>2026-09-01</w:t>
+      <w:t>2026-09-02</w:t>
       <w:br/>
       <w:br/>
     </w:r>

--- a/klagomål/A 35848-2026 FSC-klagomål.docx
+++ b/klagomål/A 35848-2026 FSC-klagomål.docx
@@ -720,7 +720,7 @@
     <w:r>
       <w:tab/>
       <w:tab/>
-      <w:t>2026-09-02</w:t>
+      <w:t>2026-09-03</w:t>
       <w:br/>
       <w:br/>
     </w:r>

--- a/klagomål/A 35848-2026 FSC-klagomål.docx
+++ b/klagomål/A 35848-2026 FSC-klagomål.docx
@@ -720,7 +720,7 @@
     <w:r>
       <w:tab/>
       <w:tab/>
-      <w:t>2026-09-03</w:t>
+      <w:t>2026-09-04</w:t>
       <w:br/>
       <w:br/>
     </w:r>

--- a/klagomål/A 35848-2026 FSC-klagomål.docx
+++ b/klagomål/A 35848-2026 FSC-klagomål.docx
@@ -720,7 +720,7 @@
     <w:r>
       <w:tab/>
       <w:tab/>
-      <w:t>2026-09-04</w:t>
+      <w:t>2026-09-05</w:t>
       <w:br/>
       <w:br/>
     </w:r>

--- a/klagomål/A 35848-2026 FSC-klagomål.docx
+++ b/klagomål/A 35848-2026 FSC-klagomål.docx
@@ -221,7 +221,7 @@
     </w:p>
     <w:p>
       <w:r>
-        <w:t>Inom 20 meter från avverkningsanmälan finns fynd av 23 naturvårdsarter, varav 18 är rödlistade, 2 är fridlysta, 1 är typisk (T) och 2 är signalarter (S): brunfläckig pärlemorfjäril (VU), gulbrunt nejlikfly (VU), silverblåvinge (VU), smalsprötad bastardsvärmare (VU), violettkantad guldvinge (VU), ängsblåvinge (VU), almsnabbvinge (NT), brunflammig fältmätare (NT), humlerotfjäril (NT), klubbsprötad bastardsvärmare (NT), kvadratmott (NT), mindre stamfly (NT), mindre tåtelsmygare (NT), praktnejlikfly (NT), silversmygare (NT), sotnätfjäril (NT), svart skogssnigel (NT), vitfläckig guldvinge (NT), dolkstekelsglasvinge (S), större träfjäril (S), vitsippa (T), mindre vattensalamander (§6) och vanlig padda (§6). Se Figur 1.</w:t>
+        <w:t>Inom 20 meter från avverkningsanmälan finns fynd av 26 naturvårdsarter, varav 20 är rödlistade, 3 är fridlysta, 1 är typisk (T) och 2 är signalarter (S): brunfläckig pärlemorfjäril (VU), gulbrunt nejlikfly (VU), mindre bastardsvärmare (VU), sexfläckig bastardsvärmare (VU), silverblåvinge (VU), smalsprötad bastardsvärmare (VU), violettkantad guldvinge (VU), ängsblåvinge (VU), almsnabbvinge (NT), brunflammig fältmätare (NT), humlerotfjäril (NT), klubbsprötad bastardsvärmare (NT), kvadratmott (NT), mindre stamfly (NT), mindre tåtelsmygare (NT), praktnejlikfly (NT), silversmygare (NT), sotnätfjäril (NT), svart skogssnigel (NT), vitfläckig guldvinge (NT), dolkstekelsglasvinge (S), större träfjäril (S), vitsippa (T), kopparödla (§6), mindre vattensalamander (§6) och vanlig padda (§6). Se Figur 1.</w:t>
       </w:r>
     </w:p>
     <w:p>
@@ -376,7 +376,7 @@
         <w:rPr>
           <w:i/>
         </w:rPr>
-        <w:t>I det avverkningsanmälda skogsområdet har 20 rödlistade arter och signalarter påträffats. Detta ska jämföras med Skogsstyrelsens uppföljning 2017 av nyckelbiotoper som visade att man i genomsnitt hittar 20,6 olika rödlistade arter och signalarter i en nyckelbiotop (Wijk, S. 2017. Biologisk mångfald i nyckelbiotoper – Resultat från inventeringen “Uppföljning biologisk mångfald” 2009–2015. Rapport 4/2017 Skogsstyrelsen, Jönköping).</w:t>
+        <w:t>I det avverkningsanmälda skogsområdet har 22 rödlistade arter och signalarter påträffats. Detta ska jämföras med Skogsstyrelsens uppföljning 2017 av nyckelbiotoper som visade att man i genomsnitt hittar 20,6 olika rödlistade arter och signalarter i en nyckelbiotop (Wijk, S. 2017. Biologisk mångfald i nyckelbiotoper – Resultat från inventeringen “Uppföljning biologisk mångfald” 2009–2015. Rapport 4/2017 Skogsstyrelsen, Jönköping).</w:t>
       </w:r>
     </w:p>
     <w:p>
@@ -405,7 +405,7 @@
         <w:rPr>
           <w:i/>
         </w:rPr>
-        <w:t>I det avverkningsanmälda skogsområdet har 23 naturvårdsarter varav 18 rödlistade arter sina livsmiljöer och växtplatser.</w:t>
+        <w:t>I det avverkningsanmälda skogsområdet har 26 naturvårdsarter varav 20 rödlistade arter sina livsmiljöer och växtplatser.</w:t>
       </w:r>
     </w:p>
     <w:p>
@@ -720,7 +720,7 @@
     <w:r>
       <w:tab/>
       <w:tab/>
-      <w:t>2026-09-05</w:t>
+      <w:t>2026-09-06</w:t>
       <w:br/>
       <w:br/>
     </w:r>

--- a/klagomål/A 35848-2026 FSC-klagomål.docx
+++ b/klagomål/A 35848-2026 FSC-klagomål.docx
@@ -720,7 +720,7 @@
     <w:r>
       <w:tab/>
       <w:tab/>
-      <w:t>2026-09-06</w:t>
+      <w:t>2026-09-07</w:t>
       <w:br/>
       <w:br/>
     </w:r>

--- a/klagomål/A 35848-2026 FSC-klagomål.docx
+++ b/klagomål/A 35848-2026 FSC-klagomål.docx
@@ -720,7 +720,7 @@
     <w:r>
       <w:tab/>
       <w:tab/>
-      <w:t>2026-09-07</w:t>
+      <w:t>2026-09-08</w:t>
       <w:br/>
       <w:br/>
     </w:r>

--- a/klagomål/A 35848-2026 FSC-klagomål.docx
+++ b/klagomål/A 35848-2026 FSC-klagomål.docx
@@ -720,7 +720,7 @@
     <w:r>
       <w:tab/>
       <w:tab/>
-      <w:t>2026-09-08</w:t>
+      <w:t>2026-09-09</w:t>
       <w:br/>
       <w:br/>
     </w:r>

--- a/klagomål/A 35848-2026 FSC-klagomål.docx
+++ b/klagomål/A 35848-2026 FSC-klagomål.docx
@@ -720,7 +720,7 @@
     <w:r>
       <w:tab/>
       <w:tab/>
-      <w:t>2026-09-09</w:t>
+      <w:t>2026-09-10</w:t>
       <w:br/>
       <w:br/>
     </w:r>

--- a/klagomål/A 35848-2026 FSC-klagomål.docx
+++ b/klagomål/A 35848-2026 FSC-klagomål.docx
@@ -720,7 +720,7 @@
     <w:r>
       <w:tab/>
       <w:tab/>
-      <w:t>2026-09-10</w:t>
+      <w:t>2026-09-11</w:t>
       <w:br/>
       <w:br/>
     </w:r>

--- a/klagomål/A 35848-2026 FSC-klagomål.docx
+++ b/klagomål/A 35848-2026 FSC-klagomål.docx
@@ -720,7 +720,7 @@
     <w:r>
       <w:tab/>
       <w:tab/>
-      <w:t>2026-09-11</w:t>
+      <w:t>2026-09-12</w:t>
       <w:br/>
       <w:br/>
     </w:r>
